--- a/Task 2/Task 2.1 description for star + snowflake schmas.docx
+++ b/Task 2/Task 2.1 description for star + snowflake schmas.docx
@@ -32,7 +32,13 @@
     </w:p>
     <w:p>
       <w:r>
-        <w:t>A row in sales fact table represents one sale done by customer that was produced by employee by date.</w:t>
+        <w:t>A row in the</w:t>
+      </w:r>
+      <w:r>
+        <w:t xml:space="preserve"> sales fact</w:t>
+      </w:r>
+      <w:r>
+        <w:t xml:space="preserve"> table represents a sale of a single product made by a customer, processed by an employee, on a specific date.</w:t>
       </w:r>
     </w:p>
     <w:p>
@@ -57,13 +63,16 @@
       </w:r>
     </w:p>
     <w:p>
-      <w:pPr>
-        <w:rPr>
-          <w:lang w:val="ru-RU"/>
-        </w:rPr>
-      </w:pPr>
-      <w:r>
-        <w:t xml:space="preserve">Employees Dimension stores employees name, email, address, </w:t>
+      <w:r>
+        <w:t xml:space="preserve">Employees Dimension stores </w:t>
+      </w:r>
+      <w:proofErr w:type="gramStart"/>
+      <w:r>
+        <w:t>employees</w:t>
+      </w:r>
+      <w:proofErr w:type="gramEnd"/>
+      <w:r>
+        <w:t xml:space="preserve"> name, email, address, </w:t>
       </w:r>
       <w:r>
         <w:t>store (</w:t>
@@ -77,11 +86,9 @@
       <w:r>
         <w:t xml:space="preserve"> and </w:t>
       </w:r>
-      <w:proofErr w:type="gramStart"/>
-      <w:r>
-        <w:t>manager(</w:t>
-      </w:r>
-      <w:proofErr w:type="gramEnd"/>
+      <w:r>
+        <w:t>manager (</w:t>
+      </w:r>
       <w:r>
         <w:t xml:space="preserve">name, address). </w:t>
       </w:r>
@@ -151,19 +158,9 @@
     </w:p>
     <w:p>
       <w:r>
-        <w:t>I have normalized tables by IDs so for each ID attribute created table, I wanted to ignore tables with one attribute except PK attribute and directly add them to table with higher hierarchy, but all tables have update dt 2</w:t>
-      </w:r>
-      <w:r>
-        <w:rPr>
-          <w:vertAlign w:val="superscript"/>
-        </w:rPr>
-        <w:t>nd</w:t>
-      </w:r>
-      <w:r>
-        <w:t xml:space="preserve"> attribute. </w:t>
+        <w:t>I have normalized the Customer table by separating the Location data into a separate table. In this new Location table, I created a hierarchical structure to better organize location-related data, such as city, region, country, etc.</w:t>
       </w:r>
     </w:p>
-    <w:p/>
     <w:sectPr>
       <w:pgSz w:w="12240" w:h="15840"/>
       <w:pgMar w:top="1134" w:right="850" w:bottom="1134" w:left="1701" w:header="720" w:footer="720" w:gutter="0"/>
